--- a/source.docx
+++ b/source.docx
@@ -42,7 +42,6 @@
       <w:pPr>
         <w:pStyle w:val="BodyText"/>
         <w:widowControl/>
-        <w:pBdr/>
         <w:bidi w:val="0"/>
         <w:spacing w:lineRule="auto" w:line="410" w:before="0" w:after="0"/>
         <w:ind w:hanging="0" w:start="0" w:end="0"/>
@@ -175,7 +174,6 @@
       <w:pPr>
         <w:pStyle w:val="BodyText"/>
         <w:widowControl/>
-        <w:pBdr/>
         <w:bidi w:val="0"/>
         <w:spacing w:lineRule="auto" w:line="410" w:before="0" w:after="0"/>
         <w:ind w:hanging="0" w:start="0" w:end="0"/>
@@ -227,7 +225,6 @@
       <w:pPr>
         <w:pStyle w:val="Heading2"/>
         <w:widowControl/>
-        <w:pBdr/>
         <w:bidi w:val="0"/>
         <w:spacing w:lineRule="auto" w:line="288" w:before="0" w:after="0"/>
         <w:ind w:hanging="0" w:start="0" w:end="0"/>
@@ -266,7 +263,6 @@
       <w:pPr>
         <w:pStyle w:val="BodyText"/>
         <w:widowControl/>
-        <w:pBdr/>
         <w:bidi w:val="0"/>
         <w:spacing w:lineRule="auto" w:line="410" w:before="0" w:after="0"/>
         <w:ind w:hanging="0" w:start="0" w:end="0"/>
@@ -304,7 +300,6 @@
           <w:ilvl w:val="0"/>
           <w:numId w:val="1"/>
         </w:numPr>
-        <w:pBdr/>
         <w:tabs>
           <w:tab w:val="clear" w:pos="709"/>
           <w:tab w:val="left" w:pos="0" w:leader="none"/>
@@ -351,7 +346,6 @@
           <w:ilvl w:val="0"/>
           <w:numId w:val="1"/>
         </w:numPr>
-        <w:pBdr/>
         <w:tabs>
           <w:tab w:val="clear" w:pos="709"/>
           <w:tab w:val="left" w:pos="0" w:leader="none"/>
@@ -452,7 +446,6 @@
           <w:ilvl w:val="0"/>
           <w:numId w:val="1"/>
         </w:numPr>
-        <w:pBdr/>
         <w:tabs>
           <w:tab w:val="clear" w:pos="709"/>
           <w:tab w:val="left" w:pos="0" w:leader="none"/>
@@ -553,7 +546,6 @@
           <w:ilvl w:val="0"/>
           <w:numId w:val="1"/>
         </w:numPr>
-        <w:pBdr/>
         <w:tabs>
           <w:tab w:val="clear" w:pos="709"/>
           <w:tab w:val="left" w:pos="0" w:leader="none"/>
@@ -731,7 +723,6 @@
       <w:pPr>
         <w:pStyle w:val="BodyText"/>
         <w:widowControl/>
-        <w:pBdr/>
         <w:bidi w:val="0"/>
         <w:spacing w:lineRule="auto" w:line="410" w:before="0" w:after="0"/>
         <w:ind w:hanging="0" w:start="0" w:end="0"/>
@@ -765,7 +756,6 @@
       <w:pPr>
         <w:pStyle w:val="Heading2"/>
         <w:widowControl/>
-        <w:pBdr/>
         <w:bidi w:val="0"/>
         <w:spacing w:lineRule="auto" w:line="288" w:before="0" w:after="0"/>
         <w:ind w:hanging="0" w:start="0" w:end="0"/>
@@ -804,7 +794,6 @@
       <w:pPr>
         <w:pStyle w:val="BodyText"/>
         <w:widowControl/>
-        <w:pBdr/>
         <w:bidi w:val="0"/>
         <w:spacing w:lineRule="auto" w:line="410" w:before="0" w:after="0"/>
         <w:ind w:hanging="0" w:start="0" w:end="0"/>
@@ -910,7 +899,6 @@
       <w:pPr>
         <w:pStyle w:val="BodyText"/>
         <w:widowControl/>
-        <w:pBdr/>
         <w:bidi w:val="0"/>
         <w:spacing w:lineRule="auto" w:line="410" w:before="0" w:after="0"/>
         <w:ind w:hanging="0" w:start="0" w:end="0"/>
@@ -944,7 +932,6 @@
       <w:pPr>
         <w:pStyle w:val="BodyText"/>
         <w:widowControl/>
-        <w:pBdr/>
         <w:bidi w:val="0"/>
         <w:spacing w:lineRule="auto" w:line="410" w:before="0" w:after="0"/>
         <w:ind w:hanging="0" w:start="0" w:end="0"/>
@@ -1037,7 +1024,6 @@
       <w:pPr>
         <w:pStyle w:val="BodyText"/>
         <w:widowControl/>
-        <w:pBdr/>
         <w:bidi w:val="0"/>
         <w:spacing w:lineRule="auto" w:line="410" w:before="0" w:after="0"/>
         <w:ind w:hanging="0" w:start="0" w:end="0"/>
@@ -1292,7 +1278,6 @@
       <w:pPr>
         <w:pStyle w:val="BodyText"/>
         <w:widowControl/>
-        <w:pBdr/>
         <w:bidi w:val="0"/>
         <w:spacing w:lineRule="auto" w:line="410" w:before="0" w:after="0"/>
         <w:ind w:hanging="0" w:start="0" w:end="0"/>
@@ -1466,7 +1451,6 @@
       <w:pPr>
         <w:pStyle w:val="BodyText"/>
         <w:widowControl/>
-        <w:pBdr/>
         <w:bidi w:val="0"/>
         <w:spacing w:lineRule="auto" w:line="410" w:before="0" w:after="0"/>
         <w:ind w:hanging="0" w:start="0" w:end="0"/>
@@ -1586,7 +1570,6 @@
       <w:pPr>
         <w:pStyle w:val="BodyText"/>
         <w:widowControl/>
-        <w:pBdr/>
         <w:bidi w:val="0"/>
         <w:spacing w:lineRule="auto" w:line="410" w:before="0" w:after="0"/>
         <w:ind w:hanging="0" w:start="0" w:end="0"/>
@@ -1652,7 +1635,6 @@
       <w:pPr>
         <w:pStyle w:val="Heading2"/>
         <w:widowControl/>
-        <w:pBdr/>
         <w:bidi w:val="0"/>
         <w:spacing w:lineRule="auto" w:line="288" w:before="0" w:after="0"/>
         <w:ind w:hanging="0" w:start="0" w:end="0"/>
@@ -1691,7 +1673,6 @@
       <w:pPr>
         <w:pStyle w:val="BodyText"/>
         <w:widowControl/>
-        <w:pBdr/>
         <w:bidi w:val="0"/>
         <w:spacing w:lineRule="auto" w:line="410" w:before="0" w:after="0"/>
         <w:ind w:hanging="0" w:start="0" w:end="0"/>
@@ -1725,7 +1706,6 @@
       <w:pPr>
         <w:pStyle w:val="BodyText"/>
         <w:widowControl/>
-        <w:pBdr/>
         <w:bidi w:val="0"/>
         <w:spacing w:lineRule="auto" w:line="410" w:before="0" w:after="0"/>
         <w:ind w:hanging="0" w:start="0" w:end="0"/>
@@ -1926,7 +1906,6 @@
       <w:pPr>
         <w:pStyle w:val="BodyText"/>
         <w:widowControl/>
-        <w:pBdr/>
         <w:bidi w:val="0"/>
         <w:spacing w:lineRule="auto" w:line="410" w:before="0" w:after="0"/>
         <w:ind w:hanging="0" w:start="0" w:end="0"/>
@@ -2073,7 +2052,6 @@
       <w:pPr>
         <w:pStyle w:val="BodyText"/>
         <w:widowControl/>
-        <w:pBdr/>
         <w:bidi w:val="0"/>
         <w:spacing w:lineRule="auto" w:line="410" w:before="0" w:after="0"/>
         <w:ind w:hanging="0" w:start="0" w:end="0"/>
@@ -2194,7 +2172,6 @@
       <w:pPr>
         <w:pStyle w:val="BodyText"/>
         <w:widowControl/>
-        <w:pBdr/>
         <w:bidi w:val="0"/>
         <w:spacing w:lineRule="auto" w:line="410" w:before="0" w:after="0"/>
         <w:ind w:hanging="0" w:start="0" w:end="0"/>
@@ -2341,7 +2318,6 @@
       <w:pPr>
         <w:pStyle w:val="BodyText"/>
         <w:widowControl/>
-        <w:pBdr/>
         <w:bidi w:val="0"/>
         <w:spacing w:lineRule="auto" w:line="410" w:before="0" w:after="0"/>
         <w:ind w:hanging="0" w:start="0" w:end="0"/>
@@ -2488,7 +2464,6 @@
       <w:pPr>
         <w:pStyle w:val="BodyText"/>
         <w:widowControl/>
-        <w:pBdr/>
         <w:bidi w:val="0"/>
         <w:spacing w:lineRule="auto" w:line="410" w:before="0" w:after="0"/>
         <w:ind w:hanging="0" w:start="0" w:end="0"/>
@@ -2592,7 +2567,6 @@
       <w:pPr>
         <w:pStyle w:val="Heading3"/>
         <w:widowControl/>
-        <w:pBdr/>
         <w:bidi w:val="0"/>
         <w:spacing w:lineRule="auto" w:line="300" w:before="0" w:after="0"/>
         <w:ind w:hanging="0" w:start="0" w:end="0"/>
@@ -2630,7 +2604,6 @@
           <w:ilvl w:val="0"/>
           <w:numId w:val="2"/>
         </w:numPr>
-        <w:pBdr/>
         <w:tabs>
           <w:tab w:val="clear" w:pos="709"/>
           <w:tab w:val="left" w:pos="0" w:leader="none"/>
@@ -2690,7 +2663,6 @@
           <w:ilvl w:val="0"/>
           <w:numId w:val="2"/>
         </w:numPr>
-        <w:pBdr/>
         <w:tabs>
           <w:tab w:val="clear" w:pos="709"/>
           <w:tab w:val="left" w:pos="0" w:leader="none"/>
@@ -2764,7 +2736,6 @@
           <w:ilvl w:val="0"/>
           <w:numId w:val="2"/>
         </w:numPr>
-        <w:pBdr/>
         <w:tabs>
           <w:tab w:val="clear" w:pos="709"/>
           <w:tab w:val="left" w:pos="0" w:leader="none"/>
@@ -2851,7 +2822,6 @@
           <w:ilvl w:val="0"/>
           <w:numId w:val="2"/>
         </w:numPr>
-        <w:pBdr/>
         <w:tabs>
           <w:tab w:val="clear" w:pos="709"/>
           <w:tab w:val="left" w:pos="0" w:leader="none"/>
@@ -2893,7 +2863,6 @@
           <w:ilvl w:val="0"/>
           <w:numId w:val="2"/>
         </w:numPr>
-        <w:pBdr/>
         <w:tabs>
           <w:tab w:val="clear" w:pos="709"/>
           <w:tab w:val="left" w:pos="0" w:leader="none"/>
@@ -3014,7 +2983,6 @@
       <w:pPr>
         <w:pStyle w:val="Heading3"/>
         <w:widowControl/>
-        <w:pBdr/>
         <w:bidi w:val="0"/>
         <w:spacing w:lineRule="auto" w:line="300" w:before="0" w:after="0"/>
         <w:ind w:hanging="0" w:start="0" w:end="0"/>
@@ -3052,7 +3020,6 @@
           <w:ilvl w:val="0"/>
           <w:numId w:val="3"/>
         </w:numPr>
-        <w:pBdr/>
         <w:tabs>
           <w:tab w:val="clear" w:pos="709"/>
           <w:tab w:val="left" w:pos="0" w:leader="none"/>
@@ -3112,7 +3079,6 @@
           <w:ilvl w:val="0"/>
           <w:numId w:val="3"/>
         </w:numPr>
-        <w:pBdr/>
         <w:tabs>
           <w:tab w:val="clear" w:pos="709"/>
           <w:tab w:val="left" w:pos="0" w:leader="none"/>
@@ -3154,7 +3120,6 @@
           <w:ilvl w:val="0"/>
           <w:numId w:val="3"/>
         </w:numPr>
-        <w:pBdr/>
         <w:tabs>
           <w:tab w:val="clear" w:pos="709"/>
           <w:tab w:val="left" w:pos="0" w:leader="none"/>
@@ -3215,6 +3180,119 @@
       </w:pPr>
       <w:r>
         <w:rPr/>
+      </w:r>
+    </w:p>
+    <w:p>
+      <w:pPr>
+        <w:pStyle w:val="Normal"/>
+        <w:bidi w:val="0"/>
+        <w:jc w:val="start"/>
+        <w:rPr/>
+      </w:pPr>
+      <w:r>
+        <w:rPr/>
+      </w:r>
+    </w:p>
+    <w:p>
+      <w:pPr>
+        <w:pStyle w:val="Normal"/>
+        <w:bidi w:val="0"/>
+        <w:jc w:val="start"/>
+        <w:rPr/>
+      </w:pPr>
+      <w:r>
+        <w:rPr/>
+      </w:r>
+    </w:p>
+    <w:p>
+      <w:pPr>
+        <w:pStyle w:val="Normal"/>
+        <w:bidi w:val="0"/>
+        <w:jc w:val="start"/>
+        <w:rPr/>
+      </w:pPr>
+      <w:r>
+        <w:rPr/>
+      </w:r>
+    </w:p>
+    <w:p>
+      <w:pPr>
+        <w:pStyle w:val="Normal"/>
+        <w:numPr>
+          <w:ilvl w:val="0"/>
+          <w:numId w:val="3"/>
+        </w:numPr>
+        <w:bidi w:val="0"/>
+        <w:jc w:val="start"/>
+        <w:rPr/>
+      </w:pPr>
+      <w:r>
+        <w:rPr/>
+        <w:t xml:space="preserve">What's an estimate for how many dev hours our changes will save? </w:t>
+      </w:r>
+      <w:r>
+        <w:rPr/>
+        <w:t>Two hundred dev hours per month.</w:t>
+      </w:r>
+    </w:p>
+    <w:p>
+      <w:pPr>
+        <w:pStyle w:val="Normal"/>
+        <w:numPr>
+          <w:ilvl w:val="0"/>
+          <w:numId w:val="3"/>
+        </w:numPr>
+        <w:bidi w:val="0"/>
+        <w:jc w:val="start"/>
+        <w:rPr/>
+      </w:pPr>
+      <w:r>
+        <w:rPr/>
+        <w:t xml:space="preserve">At the end of the Hackathon, what % will we be done with the entire feature? </w:t>
+      </w:r>
+      <w:r>
+        <w:rPr/>
+        <w:t>90%.</w:t>
+      </w:r>
+    </w:p>
+    <w:p>
+      <w:pPr>
+        <w:pStyle w:val="Normal"/>
+        <w:numPr>
+          <w:ilvl w:val="0"/>
+          <w:numId w:val="3"/>
+        </w:numPr>
+        <w:bidi w:val="0"/>
+        <w:jc w:val="start"/>
+        <w:rPr/>
+      </w:pPr>
+      <w:r>
+        <w:rPr/>
+        <w:t xml:space="preserve">How many sprints do we estimate it will take to be all the way done? </w:t>
+      </w:r>
+      <w:r>
+        <w:rPr/>
+        <w:t>1-2 sprints.</w:t>
+      </w:r>
+    </w:p>
+    <w:p>
+      <w:pPr>
+        <w:pStyle w:val="Normal"/>
+        <w:numPr>
+          <w:ilvl w:val="0"/>
+          <w:numId w:val="3"/>
+        </w:numPr>
+        <w:bidi w:val="0"/>
+        <w:jc w:val="start"/>
+        <w:rPr/>
+      </w:pPr>
+      <w:r>
+        <w:rPr/>
+        <w:t xml:space="preserve">Are there any non-dev costs we want to mention (sales, marketing, etc)? </w:t>
+      </w:r>
+      <w:r>
+        <w:rPr/>
+        <w:t>None.</w:t>
       </w:r>
     </w:p>
     <w:sectPr>
@@ -3224,6 +3302,7 @@
       <w:pgNumType w:fmt="decimal"/>
       <w:formProt w:val="false"/>
       <w:textDirection w:val="lrTb"/>
+      <w:docGrid w:type="default" w:linePitch="100" w:charSpace="0"/>
     </w:sectPr>
   </w:body>
 </w:document>
@@ -3662,7 +3741,6 @@
     <w:lvl w:ilvl="1">
       <w:start w:val="1"/>
       <w:numFmt w:val="none"/>
-      <w:pStyle w:val="Heading2"/>
       <w:suff w:val="nothing"/>
       <w:lvlText w:val=""/>
       <w:lvlJc w:val="start"/>
@@ -3676,7 +3754,6 @@
     <w:lvl w:ilvl="2">
       <w:start w:val="1"/>
       <w:numFmt w:val="none"/>
-      <w:pStyle w:val="Heading3"/>
       <w:suff w:val="nothing"/>
       <w:lvlText w:val=""/>
       <w:lvlJc w:val="start"/>
@@ -3795,7 +3872,6 @@
     </w:rPrDefault>
     <w:pPrDefault>
       <w:pPr>
-        <w:widowControl/>
         <w:suppressAutoHyphens w:val="true"/>
       </w:pPr>
     </w:pPrDefault>
@@ -3805,7 +3881,10 @@
     <w:qFormat/>
     <w:pPr>
       <w:widowControl/>
+      <w:suppressAutoHyphens w:val="true"/>
       <w:bidi w:val="0"/>
+      <w:spacing w:before="0" w:after="0"/>
+      <w:jc w:val="start"/>
     </w:pPr>
     <w:rPr>
       <w:rFonts w:ascii="Liberation Serif" w:hAnsi="Liberation Serif" w:eastAsia="Songti SC" w:cs="Arial Unicode MS"/>
@@ -3857,8 +3936,8 @@
       <w:rFonts w:ascii="Liberation Mono" w:hAnsi="Liberation Mono" w:eastAsia="Liberation Mono" w:cs="Liberation Mono"/>
     </w:rPr>
   </w:style>
-  <w:style w:type="character" w:styleId="Bullets">
-    <w:name w:val="Bullets"/>
+  <w:style w:type="character" w:styleId="Bulletsuser">
+    <w:name w:val="Bullets (user)"/>
     <w:qFormat/>
     <w:rPr>
       <w:rFonts w:ascii="OpenSymbol" w:hAnsi="OpenSymbol" w:eastAsia="OpenSymbol" w:cs="OpenSymbol"/>
